--- a/Egyéni _Jegyzőkönyv.docx
+++ b/Egyéni _Jegyzőkönyv.docx
@@ -509,6 +509,7 @@
           <w:szCs w:val="24"/>
           <w:lang w:eastAsia="hu-HU"/>
         </w:rPr>
+        <w:lastRenderedPageBreak/>
         <w:t>2025.12.05.</w:t>
       </w:r>
     </w:p>
@@ -1119,6 +1120,7 @@
           <w:szCs w:val="24"/>
           <w:lang w:eastAsia="hu-HU"/>
         </w:rPr>
+        <w:lastRenderedPageBreak/>
         <w:t>2026.01.29.</w:t>
       </w:r>
     </w:p>
@@ -1571,14 +1573,167 @@
     </w:p>
     <w:p>
       <w:pPr>
-        <w:spacing w:line="360" w:lineRule="auto"/>
-        <w:jc w:val="both"/>
-        <w:rPr>
-          <w:rFonts w:ascii="Times New Roman" w:hAnsi="Times New Roman" w:cs="Times New Roman"/>
-        </w:rPr>
-      </w:pPr>
+        <w:pStyle w:val="NormlWeb"/>
+      </w:pPr>
+      <w:r>
+        <w:t>Beüzemeltem a gyáli Windows szervert. Tartományba léptettem teszt kliens gépet.</w:t>
+      </w:r>
+    </w:p>
+    <w:p>
+      <w:pPr>
+        <w:pStyle w:val="Cmsor3"/>
+      </w:pPr>
+      <w:r>
+        <w:t>2026.02.27.</w:t>
+      </w:r>
+    </w:p>
+    <w:p>
+      <w:pPr>
+        <w:pStyle w:val="NormlWeb"/>
+      </w:pPr>
+      <w:r>
+        <w:t xml:space="preserve">DHCP </w:t>
+      </w:r>
+      <w:proofErr w:type="spellStart"/>
+      <w:r>
+        <w:t>scope</w:t>
+      </w:r>
+      <w:proofErr w:type="spellEnd"/>
+      <w:r>
+        <w:t xml:space="preserve"> létrehozása a gyáli VLAN-okhoz. Ellenőriztem az automatikus IP kiosztást.</w:t>
+      </w:r>
+    </w:p>
+    <w:p>
+      <w:pPr>
+        <w:pStyle w:val="Cmsor3"/>
+      </w:pPr>
+      <w:r>
+        <w:t>2026.03.02.</w:t>
+      </w:r>
+    </w:p>
+    <w:p>
+      <w:pPr>
+        <w:pStyle w:val="NormlWeb"/>
+      </w:pPr>
+      <w:r>
+        <w:t xml:space="preserve">Telepítettem a Linux szervert. </w:t>
+      </w:r>
+      <w:proofErr w:type="spellStart"/>
+      <w:r>
+        <w:t>Apache</w:t>
+      </w:r>
+      <w:proofErr w:type="spellEnd"/>
+      <w:r>
+        <w:t xml:space="preserve"> konfigurálás, belső weboldal teszt.</w:t>
+      </w:r>
+    </w:p>
+    <w:p>
+      <w:pPr>
+        <w:pStyle w:val="Cmsor3"/>
+      </w:pPr>
+      <w:r>
+        <w:t>2026.03.05.</w:t>
+      </w:r>
+    </w:p>
+    <w:p>
+      <w:pPr>
+        <w:pStyle w:val="NormlWeb"/>
+      </w:pPr>
+      <w:r>
+        <w:t>SSH biztonsági beállítások, tűzfal konfigurálása Linuxon. Leteszteltem helyi hálózatról.</w:t>
+      </w:r>
       <w:bookmarkStart w:id="0" w:name="_GoBack"/>
       <w:bookmarkEnd w:id="0"/>
+    </w:p>
+    <w:p>
+      <w:pPr>
+        <w:pStyle w:val="Cmsor3"/>
+      </w:pPr>
+      <w:r>
+        <w:lastRenderedPageBreak/>
+        <w:t>2026.03.08.</w:t>
+      </w:r>
+    </w:p>
+    <w:p>
+      <w:pPr>
+        <w:pStyle w:val="NormlWeb"/>
+      </w:pPr>
+      <w:r>
+        <w:t xml:space="preserve">Teljes gyáli hálózati tesztelés. VLAN izoláció ellenőrzése, </w:t>
+      </w:r>
+      <w:proofErr w:type="spellStart"/>
+      <w:r>
+        <w:t>routing</w:t>
+      </w:r>
+      <w:proofErr w:type="spellEnd"/>
+      <w:r>
+        <w:t xml:space="preserve"> tábla átnézése, DHCP működés </w:t>
+      </w:r>
+      <w:proofErr w:type="spellStart"/>
+      <w:r>
+        <w:t>validálása</w:t>
+      </w:r>
+      <w:proofErr w:type="spellEnd"/>
+      <w:r>
+        <w:t>.</w:t>
+      </w:r>
+    </w:p>
+    <w:p>
+      <w:pPr>
+        <w:pStyle w:val="Cmsor3"/>
+      </w:pPr>
+      <w:r>
+        <w:t>2026.03.12.</w:t>
+      </w:r>
+    </w:p>
+    <w:p>
+      <w:pPr>
+        <w:pStyle w:val="NormlWeb"/>
+      </w:pPr>
+      <w:r>
+        <w:t xml:space="preserve">Redundancia teszt: </w:t>
+      </w:r>
+      <w:proofErr w:type="spellStart"/>
+      <w:r>
+        <w:t>gateway</w:t>
+      </w:r>
+      <w:proofErr w:type="spellEnd"/>
+      <w:r>
+        <w:t xml:space="preserve"> kiesés szimulálása. Ellenőriztem, hogy az átváltás megtörténik-e.</w:t>
+      </w:r>
+    </w:p>
+    <w:p>
+      <w:pPr>
+        <w:spacing w:before="100" w:beforeAutospacing="1" w:after="100" w:afterAutospacing="1" w:line="360" w:lineRule="auto"/>
+        <w:jc w:val="both"/>
+        <w:rPr>
+          <w:rFonts w:ascii="Times New Roman" w:eastAsia="Times New Roman" w:hAnsi="Times New Roman" w:cs="Times New Roman"/>
+          <w:sz w:val="24"/>
+          <w:szCs w:val="24"/>
+          <w:lang w:eastAsia="hu-HU"/>
+        </w:rPr>
+      </w:pPr>
+    </w:p>
+    <w:p>
+      <w:pPr>
+        <w:spacing w:before="100" w:beforeAutospacing="1" w:after="100" w:afterAutospacing="1" w:line="360" w:lineRule="auto"/>
+        <w:jc w:val="both"/>
+        <w:rPr>
+          <w:rFonts w:ascii="Times New Roman" w:eastAsia="Times New Roman" w:hAnsi="Times New Roman" w:cs="Times New Roman"/>
+          <w:sz w:val="24"/>
+          <w:szCs w:val="24"/>
+          <w:lang w:eastAsia="hu-HU"/>
+        </w:rPr>
+      </w:pPr>
+    </w:p>
+    <w:p>
+      <w:pPr>
+        <w:spacing w:line="360" w:lineRule="auto"/>
+        <w:jc w:val="both"/>
+        <w:rPr>
+          <w:rFonts w:ascii="Times New Roman" w:hAnsi="Times New Roman" w:cs="Times New Roman"/>
+        </w:rPr>
+      </w:pPr>
     </w:p>
     <w:sectPr>
       <w:pgSz w:w="11906" w:h="16838"/>
@@ -2492,7 +2647,6 @@
     <w:name w:val="Normal (Web)"/>
     <w:basedOn w:val="Norml"/>
     <w:uiPriority w:val="99"/>
-    <w:semiHidden/>
     <w:unhideWhenUsed/>
     <w:rsid w:val="00486F72"/>
     <w:pPr>
